--- a/Week 1 Review.docx
+++ b/Week 1 Review.docx
@@ -7,14 +7,14 @@
         <w:pStyle w:val="1"/>
         <w:rPr>
           <w:rFonts w:asciiTheme="minorEastAsia" w:eastAsiaTheme="minorEastAsia" w:hAnsiTheme="minorEastAsia"/>
-          <w:sz w:val="22"/>
+          <w:sz w:val="28"/>
           <w:szCs w:val="22"/>
         </w:rPr>
       </w:pPr>
       <w:r>
         <w:rPr>
           <w:rFonts w:asciiTheme="minorEastAsia" w:eastAsiaTheme="minorEastAsia" w:hAnsiTheme="minorEastAsia" w:hint="eastAsia"/>
-          <w:sz w:val="22"/>
+          <w:sz w:val="28"/>
           <w:szCs w:val="22"/>
         </w:rPr>
         <w:t>W</w:t>
@@ -22,7 +22,7 @@
       <w:r>
         <w:rPr>
           <w:rFonts w:asciiTheme="minorEastAsia" w:eastAsiaTheme="minorEastAsia" w:hAnsiTheme="minorEastAsia"/>
-          <w:sz w:val="22"/>
+          <w:sz w:val="28"/>
           <w:szCs w:val="22"/>
         </w:rPr>
         <w:t xml:space="preserve">eek 1 - </w:t>
@@ -30,7 +30,7 @@
       <w:r>
         <w:rPr>
           <w:rFonts w:asciiTheme="minorEastAsia" w:eastAsiaTheme="minorEastAsia" w:hAnsiTheme="minorEastAsia"/>
-          <w:sz w:val="22"/>
+          <w:sz w:val="28"/>
           <w:szCs w:val="22"/>
         </w:rPr>
         <w:t>CD IRS Project</w:t>
@@ -298,8 +298,6 @@
         </w:rPr>
         <w:t>웹 화면에서 거래 조건을 직접 입력하면 결과가 바로 출력되는 구조</w:t>
       </w:r>
-      <w:bookmarkStart w:id="0" w:name="_GoBack"/>
-      <w:bookmarkEnd w:id="0"/>
     </w:p>
     <w:p>
       <w:pPr>
@@ -857,6 +855,20 @@
     </w:p>
     <w:p>
       <w:pPr>
+        <w:widowControl/>
+        <w:wordWrap/>
+        <w:autoSpaceDE/>
+        <w:autoSpaceDN/>
+        <w:spacing w:before="100" w:beforeAutospacing="1" w:after="100" w:afterAutospacing="1" w:line="240" w:lineRule="auto"/>
+        <w:jc w:val="left"/>
+        <w:rPr>
+          <w:rFonts w:asciiTheme="minorEastAsia" w:hAnsiTheme="minorEastAsia" w:hint="eastAsia"/>
+          <w:sz w:val="22"/>
+        </w:rPr>
+      </w:pPr>
+    </w:p>
+    <w:p>
+      <w:pPr>
         <w:pStyle w:val="3"/>
         <w:rPr>
           <w:rFonts w:asciiTheme="minorEastAsia" w:eastAsiaTheme="minorEastAsia" w:hAnsiTheme="minorEastAsia"/>
@@ -870,6 +882,7 @@
           <w:sz w:val="22"/>
           <w:szCs w:val="22"/>
         </w:rPr>
+        <w:lastRenderedPageBreak/>
         <w:t>2-2. 포트폴리오 평가</w:t>
       </w:r>
     </w:p>
@@ -1088,7 +1101,6 @@
           <w:rFonts w:asciiTheme="minorEastAsia" w:hAnsiTheme="minorEastAsia"/>
           <w:sz w:val="22"/>
         </w:rPr>
-        <w:lastRenderedPageBreak/>
         <w:t>유의사항</w:t>
       </w:r>
       <w:r>
@@ -1449,6 +1461,8 @@
         </w:rPr>
         <w:t xml:space="preserve"> 터미널 → CD91, IRS rate 수신</w:t>
       </w:r>
+      <w:bookmarkStart w:id="0" w:name="_GoBack"/>
+      <w:bookmarkEnd w:id="0"/>
     </w:p>
     <w:p>
       <w:pPr>
@@ -1727,7 +1741,7 @@
         <w:spacing w:before="100" w:beforeAutospacing="1" w:after="100" w:afterAutospacing="1" w:line="240" w:lineRule="auto"/>
         <w:jc w:val="left"/>
         <w:rPr>
-          <w:rFonts w:asciiTheme="minorEastAsia" w:hAnsiTheme="minorEastAsia"/>
+          <w:rFonts w:asciiTheme="minorEastAsia" w:hAnsiTheme="minorEastAsia" w:hint="eastAsia"/>
           <w:sz w:val="22"/>
         </w:rPr>
       </w:pPr>
@@ -1753,143 +1767,11 @@
           <w:sz w:val="22"/>
         </w:rPr>
         <w:t>: 현재 Swaps Portfolio 섹션만 동작, 나머지는 향후 확장 예정</w:t>
-      </w:r>
-    </w:p>
-    <w:p>
-      <w:pPr>
-        <w:pStyle w:val="2"/>
-        <w:rPr>
-          <w:rFonts w:asciiTheme="minorEastAsia" w:eastAsiaTheme="minorEastAsia" w:hAnsiTheme="minorEastAsia"/>
-          <w:sz w:val="22"/>
-          <w:szCs w:val="22"/>
-        </w:rPr>
-      </w:pPr>
-      <w:r>
-        <w:rPr>
-          <w:rFonts w:asciiTheme="minorEastAsia" w:eastAsiaTheme="minorEastAsia" w:hAnsiTheme="minorEastAsia"/>
-          <w:sz w:val="22"/>
-          <w:szCs w:val="22"/>
-        </w:rPr>
-        <w:t>6. 현재 한계 및 향후 개선 방향</w:t>
-      </w:r>
-    </w:p>
-    <w:p>
-      <w:pPr>
-        <w:widowControl/>
-        <w:numPr>
-          <w:ilvl w:val="0"/>
-          <w:numId w:val="11"/>
-        </w:numPr>
-        <w:wordWrap/>
-        <w:autoSpaceDE/>
-        <w:autoSpaceDN/>
-        <w:spacing w:before="100" w:beforeAutospacing="1" w:after="100" w:afterAutospacing="1" w:line="240" w:lineRule="auto"/>
-        <w:jc w:val="left"/>
-        <w:rPr>
-          <w:rFonts w:asciiTheme="minorEastAsia" w:hAnsiTheme="minorEastAsia" w:hint="eastAsia"/>
-          <w:sz w:val="22"/>
-        </w:rPr>
-      </w:pPr>
-      <w:r>
-        <w:rPr>
-          <w:rFonts w:asciiTheme="minorEastAsia" w:hAnsiTheme="minorEastAsia"/>
-          <w:sz w:val="22"/>
-        </w:rPr>
-        <w:t xml:space="preserve">Historical </w:t>
-      </w:r>
-      <w:proofErr w:type="spellStart"/>
-      <w:r>
-        <w:rPr>
-          <w:rFonts w:asciiTheme="minorEastAsia" w:hAnsiTheme="minorEastAsia"/>
-          <w:sz w:val="22"/>
-        </w:rPr>
-        <w:t>PnL</w:t>
-      </w:r>
-      <w:proofErr w:type="spellEnd"/>
-      <w:r>
-        <w:rPr>
-          <w:rFonts w:asciiTheme="minorEastAsia" w:hAnsiTheme="minorEastAsia"/>
-          <w:sz w:val="22"/>
-        </w:rPr>
-        <w:t xml:space="preserve">: 일별 </w:t>
-      </w:r>
-      <w:proofErr w:type="spellStart"/>
-      <w:r>
-        <w:rPr>
-          <w:rFonts w:asciiTheme="minorEastAsia" w:hAnsiTheme="minorEastAsia"/>
-          <w:sz w:val="22"/>
-        </w:rPr>
-        <w:t>마감값</w:t>
-      </w:r>
-      <w:proofErr w:type="spellEnd"/>
-      <w:r>
-        <w:rPr>
-          <w:rFonts w:asciiTheme="minorEastAsia" w:hAnsiTheme="minorEastAsia"/>
-          <w:sz w:val="22"/>
-        </w:rPr>
-        <w:t xml:space="preserve"> 기반 근사치 → 장중 데이터 반영 시 별도 데이터 소스 연동 필요</w:t>
-      </w:r>
-    </w:p>
-    <w:p>
-      <w:pPr>
-        <w:widowControl/>
-        <w:numPr>
-          <w:ilvl w:val="0"/>
-          <w:numId w:val="11"/>
-        </w:numPr>
-        <w:wordWrap/>
-        <w:autoSpaceDE/>
-        <w:autoSpaceDN/>
-        <w:spacing w:before="100" w:beforeAutospacing="1" w:after="100" w:afterAutospacing="1" w:line="240" w:lineRule="auto"/>
-        <w:jc w:val="left"/>
-        <w:rPr>
-          <w:rFonts w:asciiTheme="minorEastAsia" w:hAnsiTheme="minorEastAsia"/>
-          <w:sz w:val="22"/>
-        </w:rPr>
-      </w:pPr>
-      <w:r>
-        <w:rPr>
-          <w:rFonts w:asciiTheme="minorEastAsia" w:hAnsiTheme="minorEastAsia"/>
-          <w:sz w:val="22"/>
-        </w:rPr>
-        <w:t xml:space="preserve">테스트 커버리지: 엔진/서비스 레벨은 </w:t>
-      </w:r>
-      <w:proofErr w:type="spellStart"/>
-      <w:r>
-        <w:rPr>
-          <w:rFonts w:asciiTheme="minorEastAsia" w:hAnsiTheme="minorEastAsia"/>
-          <w:sz w:val="22"/>
-        </w:rPr>
-        <w:t>pytest</w:t>
-      </w:r>
-      <w:proofErr w:type="spellEnd"/>
-      <w:r>
-        <w:rPr>
-          <w:rFonts w:asciiTheme="minorEastAsia" w:hAnsiTheme="minorEastAsia"/>
-          <w:sz w:val="22"/>
-        </w:rPr>
-        <w:t xml:space="preserve">로 커버, </w:t>
-      </w:r>
-      <w:proofErr w:type="spellStart"/>
-      <w:r>
-        <w:rPr>
-          <w:rFonts w:asciiTheme="minorEastAsia" w:hAnsiTheme="minorEastAsia"/>
-          <w:sz w:val="22"/>
-        </w:rPr>
-        <w:t>프론트엔드는</w:t>
-      </w:r>
-      <w:proofErr w:type="spellEnd"/>
-      <w:r>
-        <w:rPr>
-          <w:rFonts w:asciiTheme="minorEastAsia" w:hAnsiTheme="minorEastAsia"/>
-          <w:sz w:val="22"/>
-        </w:rPr>
-        <w:t xml:space="preserve"> 자동화 테스트 미비</w:t>
       </w:r>
     </w:p>
     <w:sectPr>
       <w:pgSz w:w="11906" w:h="16838"/>
-      <w:pgMar w:top="720" w:right="720" w:bottom="720" w:left="720" w:header="851" w:footer="992" w:gutter="0"/>
+      <w:pgMar w:top="1701" w:right="1440" w:bottom="1440" w:left="1440" w:header="851" w:footer="992" w:gutter="0"/>
       <w:cols w:space="425"/>
       <w:docGrid w:linePitch="360"/>
     </w:sectPr>
